--- a/docs/a traduire/annexes/en/Annex_C_Academic_Note_EN.docx
+++ b/docs/a traduire/annexes/en/Annex_C_Academic_Note_EN.docx
@@ -100,7 +100,7 @@
                 <w:color w:val="1A2744"/>
                 <w:sz w:val="22"/>
               </w:rPr>
-              <w:t>76.9% of global operational AI compute = USA</w:t>
+              <w:t>78.9% of global operational AI compute = USA</w:t>
             </w:r>
           </w:p>
         </w:tc>
@@ -140,7 +140,7 @@
                 <w:color w:val="1A2744"/>
                 <w:sz w:val="22"/>
               </w:rPr>
-              <w:t>3.46:1 CACI US/EU ratio (Power Mode)</w:t>
+              <w:t>3.47:1 CACI US/EU ratio (Power Mode)</w:t>
             </w:r>
           </w:p>
         </w:tc>
@@ -275,7 +275,7 @@
           <w:color w:val="555555"/>
           <w:sz w:val="22"/>
         </w:rPr>
-        <w:t>This annex presents the Academic Synthesis Note of the dissertation. This study analyzes the mechanisms and consequences of American AI protectionism under the Trump 2.0 administration, integrating four dimensions: energy, semiconductors, compute, and regulation. Based on an empirical diagnosis (2020-2026), the construction of a Compute-Adjusted Competitiveness Index (CACI), and a 2x2 scenario matrix, the research demonstrates that the combination of tariffs (25%, Section 232) and export controls creates a measurable structural competitive advantage (CACI US/EU ratio of 3.46:1, Power mode, for a raw operational compute ratio of 17.6:1, April 2026). The analysis reveals differentiated trajectories of dependence across regions (Europe, South America, Asia, Africa). A prospective addendum formalizes the 'Grand Decoupling 2028' scenario based on US Cloud Sovereignty Mandates, revealing that France and Europe must distinguish between physically installed capacity and operationally sovereign compute.</w:t>
+        <w:t>This annex presents the Academic Synthesis Note of the dissertation. This study analyzes the mechanisms and consequences of American AI protectionism under the Trump 2.0 administration, integrating four dimensions: energy, semiconductors, compute, and regulation. Based on an empirical diagnosis (2020-2026), the construction of a Compute-Adjusted Competitiveness Index (CACI), and a 2x2 scenario matrix, the research demonstrates that the combination of tariffs (25%, Section 232) and export controls creates a measurable structural competitive advantage (CACI US/EU ratio of 3.47:1, Power mode, for a raw operational compute ratio of 17.6:1, April 2026). The analysis reveals differentiated trajectories of dependence across regions (Europe, South America, Asia, Africa). A prospective addendum formalizes the 'Grand Decoupling 2028' scenario based on US Cloud Sovereignty Mandates, revealing that France and Europe must distinguish between physically installed capacity and operationally sovereign compute.</w:t>
       </w:r>
     </w:p>
     <w:p>
@@ -305,7 +305,7 @@
           <w:color w:val="202020"/>
           <w:sz w:val="22"/>
         </w:rPr>
-        <w:t>AI has emerged since 2023 as the primary vector of economic innovation and geopolitical competition. Yet the AI value chain exhibits unprecedented concentration: as of the April 2026 public dashboard snapshot, the United States controls 76.9 percent of global operational AI compute, and five US hyperscalers plan 660-690 billion USD in capex for 2026 alone.</w:t>
+        <w:t>AI has emerged since 2023 as the primary vector of economic innovation and geopolitical competition. Yet the AI value chain exhibits unprecedented concentration: as of the April 2026 public dashboard snapshot, the United States controls 78.9 percent of global operational AI compute, and five US hyperscalers plan 660-690 billion USD in capex for 2026 alone.</w:t>
       </w:r>
     </w:p>
     <w:p>
@@ -924,7 +924,7 @@
           <w:color w:val="555555"/>
           <w:sz w:val="18"/>
         </w:rPr>
-        <w:t>Public dashboard snapshot April 2026: USA 76.9% of global operational AI compute.</w:t>
+        <w:t>Public dashboard snapshot April 2026: USA 78.9% of global operational AI compute.</w:t>
       </w:r>
     </w:p>
     <w:p>
